--- a/public/templates/PRI_Policy Brief Template_CN.docx
+++ b/public/templates/PRI_Policy Brief Template_CN.docx
@@ -67,7 +67,7 @@
           <w:color w:val="375A6B"/>
           <w:sz w:val="21"/>
         </w:rPr>
-        <w:t>官方模板 · v1.0（2026）</w:t>
+        <w:t>官方模板 · v1.1（2026-10-05）</w:t>
       </w:r>
     </w:p>
     <w:p>
@@ -203,7 +203,7 @@
                 <w:color w:val="1F2326"/>
                 <w:sz w:val="21"/>
               </w:rPr>
-              <w:t>v1.0（2026）</w:t>
+              <w:t>v1.1（2026-10-05）</w:t>
             </w:r>
           </w:p>
         </w:tc>
@@ -1050,7 +1050,7 @@
                 <w:color w:val="8A9196"/>
                 <w:sz w:val="21"/>
               </w:rPr>
-              <w:t>全景研究院是全景学术集团的内部研究与学术发展部门。研究院在其研究活动中保持学术独立，不具备独立法人资格。欲了解更多信息，请访问 research.panorama-sg.com。</w:t>
+              <w:t>全景研究院是由全景学术集团设立、具有自身学术治理体系与机构身份的研究机构。研究院在其研究活动中保持学术独立，不具备独立法人资格。欲了解更多信息，请访问 research.panorama-sg.com。</w:t>
             </w:r>
           </w:p>
         </w:tc>
